--- a/star-wars/scenarios/birth-of-the-death-squadron/docs/plans_station_kessel_tho.docx
+++ b/star-wars/scenarios/birth-of-the-death-squadron/docs/plans_station_kessel_tho.docx
@@ -1655,7 +1655,7 @@
           <w:sz w:val="19"/>
           <w:szCs w:val="19"/>
         </w:rPr>
-        <w:t xml:space="preserve"> — Système isolé — indice (d), le vrai journal</w:t>
+        <w:t xml:space="preserve"> — Système isolé — le journal-trésor</w:t>
       </w:r>
     </w:p>
     <w:p>
@@ -1887,7 +1887,7 @@
           <w:sz w:val="19"/>
           <w:szCs w:val="19"/>
         </w:rPr>
-        <w:t xml:space="preserve">–  Second point d'accès possible au journal (d) pour les PJ : plus risqué socialement (Aashe est présent en permanence ou presque) mais évite la colonne de sécurité du niveau 3.</w:t>
+        <w:t xml:space="preserve">–  Second point d'accès possible au journal-trésor pour les PJ : plus risqué socialement (Aashe est présent en permanence ou presque) mais évite la colonne de sécurité du niveau 3.</w:t>
       </w:r>
     </w:p>
     <w:p>
@@ -1962,7 +1962,7 @@
           <w:sz w:val="19"/>
           <w:szCs w:val="19"/>
         </w:rPr>
-        <w:t xml:space="preserve">–  Kallan y dissimule sans le savoir le vrai journal (indice d), protégé par la zone démilitarisée du niveau 0 plutôt que physiquement présent ici.</w:t>
+        <w:t xml:space="preserve">–  Kallan y dissimule sans le savoir le journal-trésor, protégé par la zone démilitarisée du niveau 0 plutôt que physiquement présent ici.</w:t>
       </w:r>
     </w:p>
     <w:p>
@@ -2226,7 +2226,7 @@
           <w:sz w:val="19"/>
           <w:szCs w:val="19"/>
         </w:rPr>
-        <w:t xml:space="preserve">–  Tana y épingle discrètement des petites annonces codées sur le tableau du mess — trois paires d'annonces dont les mots communs révèlent la clé de dérivation Argon2 et la phrase « République Retour » (indice d).</w:t>
+        <w:t xml:space="preserve">–  Tana y épingle discrètement des petites annonces codées sur le tableau du mess — trois paires d'annonces dont les mots communs révèlent l'algorithme de dérivation Argon2 et la clé maître « RépubliqueRetour » (indice d).</w:t>
       </w:r>
     </w:p>
     <w:p>
@@ -3137,7 +3137,7 @@
           <w:sz w:val="19"/>
           <w:szCs w:val="19"/>
         </w:rPr>
-        <w:t xml:space="preserve">–  Dix fenêtres du palais sont allumées selon un dégradé de teinte qui, lu dans l'ordre, épelle la phrase de passe ORPHELINS via un carré de Polybe à mot-clé LOTUS dissimulé dans le parterre de fleurs au premier plan.</w:t>
+        <w:t xml:space="preserve">–  Neuf fenêtres du palais sont allumées selon un dégradé de teinte qui, lu dans l'ordre, épelle la phrase de passe ORPHELINS via un carré de Polybe à mot-clé LOTUS — un graffiti-grille 4×5 peint séparément dans le couloir.</w:t>
       </w:r>
     </w:p>
     <w:p>
@@ -3308,7 +3308,7 @@
           <w:sz w:val="19"/>
           <w:szCs w:val="19"/>
         </w:rPr>
-        <w:t xml:space="preserve">–  Accès physique encore à concevoir — probablement protégé par la colonne de sécurité et/ou une présence humaine directe (Kavarel, Bissik, ou la garnison).</w:t>
+        <w:t xml:space="preserve">–  Accès : inutile de forcer la DMZ elle-même — il suffit d'un point d'accès réseau pour tirer la donnée du serveur isolé. Trois voies : le tunnel de maintenance (là où se trouve la fresque), convaincre Kavarel, ou l'effraction (badge + code, éviter les caméras). Mécanique du casse et de la trace inévitable : voir §5 du scénario.</w:t>
       </w:r>
     </w:p>
     <w:sectPr>
